--- a/全校选修课/（薛辉）主编信息表  （AI工具实战应用）电科大.docx
+++ b/全校选修课/（薛辉）主编信息表  （AI工具实战应用）电科大.docx
@@ -470,7 +470,7 @@
               </w:rPr>
             </w:pPr>
             <w:r>
-              <w:t>待填</w:t>
+              <w:t>男</w:t>
             </w:r>
           </w:p>
         </w:tc>
@@ -825,7 +825,7 @@
               </w:rPr>
             </w:pPr>
             <w:r>
-              <w:t>待填</w:t>
+              <w:t>天津工业大学</w:t>
             </w:r>
           </w:p>
         </w:tc>
@@ -903,7 +903,7 @@
               </w:rPr>
             </w:pPr>
             <w:r>
-              <w:t>待填</w:t>
+              <w:t>会计学</w:t>
             </w:r>
           </w:p>
         </w:tc>
@@ -981,7 +981,7 @@
               </w:rPr>
             </w:pPr>
             <w:r>
-              <w:t>待填</w:t>
+              <w:t>硕士</w:t>
             </w:r>
           </w:p>
         </w:tc>
@@ -1336,7 +1336,7 @@
               </w:rPr>
             </w:pPr>
             <w:r>
-              <w:t>待填</w:t>
+              <w:t>财务智能化、数字化融合、大数据应用、人工智能财务、数据可视化；教育信息化与数字素养在财经教学中的应用。</w:t>
             </w:r>
           </w:p>
         </w:tc>
@@ -1436,7 +1436,147 @@
               </w:rPr>
             </w:pPr>
             <w:r>
-              <w:t>待填</w:t>
+              <w:t>一、教材</w:t>
+            </w:r>
+          </w:p>
+          <w:p>
+            <w:r>
+              <w:t>主编教材：《基础会计（非财务会计类）》</w:t>
+            </w:r>
+          </w:p>
+          <w:p>
+            <w:r>
+              <w:t>参编教材：《智能化成本核算与管理》《公司财务报表分析》</w:t>
+            </w:r>
+          </w:p>
+          <w:p>
+            <w:r>
+              <w:t>二、主持课题（省市级）</w:t>
+            </w:r>
+          </w:p>
+          <w:p>
+            <w:r>
+              <w:t>1. 数字化推动我市文化产业与科技融合发展研究（石家庄社科联，2021.07–2022.05，一般项目）</w:t>
+            </w:r>
+          </w:p>
+          <w:p>
+            <w:r>
+              <w:t>2. 深州蜜桃主题文化资源与数字化文创产品研究（河北省文旅厅，2022.08–2024.08，一般项目）</w:t>
+            </w:r>
+          </w:p>
+          <w:p>
+            <w:r>
+              <w:t>3. 大数据信息统计编制共享平台建设研究（河北省统计局，2020.10–2021.08，一般项目）</w:t>
+            </w:r>
+          </w:p>
+          <w:p>
+            <w:r>
+              <w:t>4. 机构编制云平台建设现状的调查与对比研究（中共河北省委机构编制委员会办公室，2019.07–2019.12，一般项目）</w:t>
+            </w:r>
+          </w:p>
+          <w:p>
+            <w:r>
+              <w:t>5. 基于大数据技术应用平台的交互教学和在线协作学习研究（河北省社科联，2018.06–2019.06，民生专项）</w:t>
+            </w:r>
+          </w:p>
+          <w:p>
+            <w:r>
+              <w:t>6. 多模态大模型驱动的高校教学档案知识图谱构建与精准教学支持体系研究（河北省档案科技项目，2025.04–2026.06）</w:t>
+            </w:r>
+          </w:p>
+          <w:p>
+            <w:r>
+              <w:t>三、代表性论文（公开发表10余篇，部分如下）</w:t>
+            </w:r>
+          </w:p>
+          <w:p>
+            <w:r>
+              <w:t>1. 数字化推动石家庄市文化产业与科技融合发展研究，中共石家庄市委党校学报，2022.05</w:t>
+            </w:r>
+          </w:p>
+          <w:p>
+            <w:r>
+              <w:t>2. 数字化推动下的文化产业与科技融合发展研究——以石家庄为例，新疆职业大学学报，2022.03</w:t>
+            </w:r>
+          </w:p>
+          <w:p>
+            <w:r>
+              <w:t>3. 数字化推动石家庄市文化产业与科技融合发展研究，云南科技管理，2022.02</w:t>
+            </w:r>
+          </w:p>
+          <w:p>
+            <w:r>
+              <w:t>4. 数字化推动下的文化产业与科技融合发展研究——以石家庄为例，城市，2022.03</w:t>
+            </w:r>
+          </w:p>
+          <w:p>
+            <w:r>
+              <w:t>5. 大数据信息统计编制共享平台运行机制研究，山西财政税务专科学校学报，2020.12</w:t>
+            </w:r>
+          </w:p>
+          <w:p>
+            <w:r>
+              <w:t>6. 大数据信息统计编制共享平台建设研究，内蒙古统计，2021.02</w:t>
+            </w:r>
+          </w:p>
+          <w:p>
+            <w:r>
+              <w:t>7. 大数据信息统计编制共享平台建设研究，成都航空职业技术学院学报，2021.06</w:t>
+            </w:r>
+          </w:p>
+          <w:p>
+            <w:r>
+              <w:t>8. 教育大数据在交互教学和在线协作中的实践应用，连云港职业技术学院学报，2019.06</w:t>
+            </w:r>
+          </w:p>
+          <w:p>
+            <w:r>
+              <w:t>9. 互联网+教育大数据技术构建教学云平台的应用研究，桂林师范高等专科学校学报，2019.03</w:t>
+            </w:r>
+          </w:p>
+          <w:p>
+            <w:r>
+              <w:t>10. 深州蜜桃主题文化资源与数字化文创产品研究，山东商业职业技术学院学报，2024.02</w:t>
+            </w:r>
+          </w:p>
+          <w:p>
+            <w:r>
+              <w:t>11. 基于RAG技术的“知识库—交互链—答疑云”高职教学模式探索——以“基础会计”课程为例，深圳信息职业技术学院学报，2026.04</w:t>
+            </w:r>
+          </w:p>
+          <w:p>
+            <w:r>
+              <w:t>12. 河北省积极推进网络文明建设研究——以“这么近，那么美，周末到河北”传播现象为例，河北省新时代精神文明建设理论研究与实践探索，2026.06</w:t>
+            </w:r>
+          </w:p>
+          <w:p>
+            <w:r>
+              <w:t>四、获奖与案例</w:t>
+            </w:r>
+          </w:p>
+          <w:p>
+            <w:r>
+              <w:t>1. 教育部2025年全国师生数字素养提升实践活动“标杆案例”（数字化与智能化赛道，国家级最高奖项）</w:t>
+            </w:r>
+          </w:p>
+          <w:p>
+            <w:r>
+              <w:t>2. 河北省教育厅2025年教师数字素养提升实践活动二等奖</w:t>
+            </w:r>
+          </w:p>
+          <w:p>
+            <w:r>
+              <w:t>3. 河北省人工智能教育与应用案例征集二等奖</w:t>
+            </w:r>
+          </w:p>
+          <w:p>
+            <w:r>
+              <w:t>4. 全国高职院校创新创业教育教学典型经验案例三等奖</w:t>
+            </w:r>
+          </w:p>
+          <w:p>
+            <w:r>
+              <w:t>5. 入选清华出版社《职业教育数智化转型案例集（2025）》</w:t>
             </w:r>
           </w:p>
         </w:tc>
